--- a/lab9.docx
+++ b/lab9.docx
@@ -592,14 +592,7 @@
           <w:sz w:val="28"/>
           <w:szCs w:val="28"/>
         </w:rPr>
-        <w:t>Расп</w:t>
-      </w:r>
-      <w:r>
-        <w:rPr>
-          <w:sz w:val="28"/>
-          <w:szCs w:val="28"/>
-        </w:rPr>
-        <w:t>ределились по ролям: Павлов А.Д:Студент №1, Перетрухин О.С:студент №2 и №3.</w:t>
+        <w:t>Распределились по ролям: Павлов А.Д:Студент №1, Перетрухин О.С:студент №2 и №3.</w:t>
       </w:r>
     </w:p>
     <w:p>
@@ -1043,6 +1036,10 @@
         <w:jc w:val="center"/>
       </w:pPr>
       <w:r>
+        <w:rPr>
+          <w:noProof/>
+          <w:lang w:eastAsia="ru-RU"/>
+        </w:rPr>
         <w:drawing>
           <wp:inline distT="0" distB="0" distL="0" distR="0" wp14:anchorId="72989A20" wp14:editId="7A3949B7">
             <wp:extent cx="5231958" cy="633657"/>
@@ -1245,8 +1242,10 @@
       </w:pPr>
       <w:r>
         <w:rPr>
+          <w:noProof/>
           <w:sz w:val="28"/>
           <w:szCs w:val="28"/>
+          <w:lang w:eastAsia="ru-RU"/>
         </w:rPr>
         <w:drawing>
           <wp:inline distT="0" distB="0" distL="0" distR="0" wp14:anchorId="03876300" wp14:editId="60376AD2">
@@ -1296,7 +1295,6 @@
         <w:rPr>
           <w:sz w:val="28"/>
           <w:szCs w:val="28"/>
-          <w:lang w:val="en-US"/>
         </w:rPr>
       </w:pPr>
       <w:r>
@@ -1318,8 +1316,10 @@
       </w:pPr>
       <w:r>
         <w:rPr>
+          <w:noProof/>
           <w:sz w:val="28"/>
           <w:szCs w:val="28"/>
+          <w:lang w:eastAsia="ru-RU"/>
         </w:rPr>
         <w:drawing>
           <wp:inline distT="0" distB="0" distL="0" distR="0" wp14:anchorId="201E0E0E" wp14:editId="7C02939B">
@@ -1392,6 +1392,8 @@
         <w:rPr>
           <w:b/>
           <w:bCs/>
+          <w:noProof/>
+          <w:lang w:eastAsia="ru-RU"/>
         </w:rPr>
         <w:lastRenderedPageBreak/>
         <w:drawing>
@@ -1504,8 +1506,10 @@
       </w:pPr>
       <w:r>
         <w:rPr>
+          <w:noProof/>
           <w:sz w:val="28"/>
           <w:szCs w:val="28"/>
+          <w:lang w:eastAsia="ru-RU"/>
         </w:rPr>
         <w:drawing>
           <wp:inline distT="0" distB="0" distL="0" distR="0" wp14:anchorId="495AB74E" wp14:editId="4336CBAB">
@@ -1546,6 +1550,634 @@
     </w:p>
     <w:p>
       <w:pPr>
+        <w:rPr>
+          <w:b/>
+          <w:sz w:val="28"/>
+          <w:szCs w:val="28"/>
+        </w:rPr>
+      </w:pPr>
+      <w:r>
+        <w:rPr>
+          <w:b/>
+          <w:sz w:val="28"/>
+          <w:szCs w:val="28"/>
+        </w:rPr>
+        <w:t>Этап 2 (основной)</w:t>
+      </w:r>
+    </w:p>
+    <w:p>
+      <w:pPr>
+        <w:rPr>
+          <w:b/>
+          <w:sz w:val="28"/>
+          <w:szCs w:val="28"/>
+        </w:rPr>
+      </w:pPr>
+      <w:r>
+        <w:rPr>
+          <w:b/>
+          <w:sz w:val="28"/>
+          <w:szCs w:val="28"/>
+        </w:rPr>
+        <w:t>Студент №1</w:t>
+      </w:r>
+      <w:r>
+        <w:rPr>
+          <w:b/>
+          <w:sz w:val="28"/>
+          <w:szCs w:val="28"/>
+        </w:rPr>
+        <w:t>:</w:t>
+      </w:r>
+    </w:p>
+    <w:p>
+      <w:pPr>
+        <w:rPr>
+          <w:sz w:val="28"/>
+          <w:szCs w:val="28"/>
+        </w:rPr>
+      </w:pPr>
+      <w:r>
+        <w:rPr>
+          <w:sz w:val="28"/>
+          <w:szCs w:val="28"/>
+        </w:rPr>
+        <w:t xml:space="preserve">Создал в репозитории ветку с фамилией </w:t>
+      </w:r>
+      <w:r>
+        <w:rPr>
+          <w:sz w:val="28"/>
+          <w:szCs w:val="28"/>
+          <w:lang w:val="en-US"/>
+        </w:rPr>
+        <w:t>Pavlov</w:t>
+      </w:r>
+      <w:r>
+        <w:rPr>
+          <w:sz w:val="28"/>
+          <w:szCs w:val="28"/>
+        </w:rPr>
+        <w:t xml:space="preserve"> </w:t>
+      </w:r>
+      <w:r>
+        <w:rPr>
+          <w:sz w:val="28"/>
+          <w:szCs w:val="28"/>
+        </w:rPr>
+        <w:t>и перешёл туда</w:t>
+      </w:r>
+    </w:p>
+    <w:p>
+      <w:pPr>
+        <w:jc w:val="center"/>
+        <w:rPr>
+          <w:sz w:val="28"/>
+          <w:szCs w:val="28"/>
+          <w:lang w:val="en-US"/>
+        </w:rPr>
+      </w:pPr>
+      <w:r>
+        <w:rPr>
+          <w:noProof/>
+          <w:sz w:val="28"/>
+          <w:szCs w:val="28"/>
+          <w:lang w:eastAsia="ru-RU"/>
+        </w:rPr>
+        <w:drawing>
+          <wp:inline distT="0" distB="0" distL="0" distR="0" wp14:anchorId="70F1610F" wp14:editId="0DE72292">
+            <wp:extent cx="4492487" cy="504166"/>
+            <wp:effectExtent l="0" t="0" r="3810" b="0"/>
+            <wp:docPr id="15" name="Рисунок 15"/>
+            <wp:cNvGraphicFramePr>
+              <a:graphicFrameLocks xmlns:a="http://schemas.openxmlformats.org/drawingml/2006/main" noChangeAspect="1"/>
+            </wp:cNvGraphicFramePr>
+            <a:graphic xmlns:a="http://schemas.openxmlformats.org/drawingml/2006/main">
+              <a:graphicData uri="http://schemas.openxmlformats.org/drawingml/2006/picture">
+                <pic:pic xmlns:pic="http://schemas.openxmlformats.org/drawingml/2006/picture">
+                  <pic:nvPicPr>
+                    <pic:cNvPr id="1" name=""/>
+                    <pic:cNvPicPr/>
+                  </pic:nvPicPr>
+                  <pic:blipFill>
+                    <a:blip r:embed="rId25"/>
+                    <a:stretch>
+                      <a:fillRect/>
+                    </a:stretch>
+                  </pic:blipFill>
+                  <pic:spPr>
+                    <a:xfrm>
+                      <a:off x="0" y="0"/>
+                      <a:ext cx="4595736" cy="515753"/>
+                    </a:xfrm>
+                    <a:prstGeom prst="rect">
+                      <a:avLst/>
+                    </a:prstGeom>
+                  </pic:spPr>
+                </pic:pic>
+              </a:graphicData>
+            </a:graphic>
+          </wp:inline>
+        </w:drawing>
+      </w:r>
+    </w:p>
+    <w:p>
+      <w:pPr>
+        <w:rPr>
+          <w:sz w:val="28"/>
+          <w:szCs w:val="28"/>
+        </w:rPr>
+      </w:pPr>
+      <w:r>
+        <w:rPr>
+          <w:sz w:val="28"/>
+          <w:szCs w:val="28"/>
+        </w:rPr>
+        <w:t>В коде проекта изменил имена переменной</w:t>
+      </w:r>
+      <w:r>
+        <w:rPr>
+          <w:sz w:val="28"/>
+          <w:szCs w:val="28"/>
+        </w:rPr>
+        <w:t xml:space="preserve"> (</w:t>
+      </w:r>
+      <w:r>
+        <w:rPr>
+          <w:sz w:val="28"/>
+          <w:szCs w:val="28"/>
+          <w:lang w:val="en-US"/>
+        </w:rPr>
+        <w:t>s</w:t>
+      </w:r>
+      <w:r>
+        <w:rPr>
+          <w:sz w:val="28"/>
+          <w:szCs w:val="28"/>
+        </w:rPr>
+        <w:t>-&gt;</w:t>
+      </w:r>
+      <w:r>
+        <w:rPr>
+          <w:sz w:val="28"/>
+          <w:szCs w:val="28"/>
+          <w:lang w:val="en-US"/>
+        </w:rPr>
+        <w:t>k</w:t>
+      </w:r>
+      <w:r>
+        <w:rPr>
+          <w:sz w:val="28"/>
+          <w:szCs w:val="28"/>
+        </w:rPr>
+        <w:t>)</w:t>
+      </w:r>
+    </w:p>
+    <w:p>
+      <w:pPr>
+        <w:jc w:val="center"/>
+        <w:rPr>
+          <w:sz w:val="28"/>
+          <w:szCs w:val="28"/>
+        </w:rPr>
+      </w:pPr>
+      <w:r>
+        <w:rPr>
+          <w:b/>
+          <w:noProof/>
+          <w:sz w:val="28"/>
+          <w:szCs w:val="28"/>
+          <w:lang w:eastAsia="ru-RU"/>
+        </w:rPr>
+        <w:lastRenderedPageBreak/>
+        <w:drawing>
+          <wp:inline distT="0" distB="0" distL="0" distR="0" wp14:anchorId="281E14F4" wp14:editId="2AF74EDA">
+            <wp:extent cx="4163931" cy="2329732"/>
+            <wp:effectExtent l="0" t="0" r="8255" b="0"/>
+            <wp:docPr id="16" name="Рисунок 16"/>
+            <wp:cNvGraphicFramePr>
+              <a:graphicFrameLocks xmlns:a="http://schemas.openxmlformats.org/drawingml/2006/main" noChangeAspect="1"/>
+            </wp:cNvGraphicFramePr>
+            <a:graphic xmlns:a="http://schemas.openxmlformats.org/drawingml/2006/main">
+              <a:graphicData uri="http://schemas.openxmlformats.org/drawingml/2006/picture">
+                <pic:pic xmlns:pic="http://schemas.openxmlformats.org/drawingml/2006/picture">
+                  <pic:nvPicPr>
+                    <pic:cNvPr id="1" name=""/>
+                    <pic:cNvPicPr/>
+                  </pic:nvPicPr>
+                  <pic:blipFill>
+                    <a:blip r:embed="rId26"/>
+                    <a:stretch>
+                      <a:fillRect/>
+                    </a:stretch>
+                  </pic:blipFill>
+                  <pic:spPr>
+                    <a:xfrm>
+                      <a:off x="0" y="0"/>
+                      <a:ext cx="4211381" cy="2356280"/>
+                    </a:xfrm>
+                    <a:prstGeom prst="rect">
+                      <a:avLst/>
+                    </a:prstGeom>
+                  </pic:spPr>
+                </pic:pic>
+              </a:graphicData>
+            </a:graphic>
+          </wp:inline>
+        </w:drawing>
+      </w:r>
+    </w:p>
+    <w:p>
+      <w:pPr>
+        <w:rPr>
+          <w:sz w:val="28"/>
+          <w:szCs w:val="28"/>
+        </w:rPr>
+      </w:pPr>
+      <w:r>
+        <w:rPr>
+          <w:sz w:val="28"/>
+          <w:szCs w:val="28"/>
+        </w:rPr>
+        <w:t>Зафиксировал изменения с помощью соответствующих команд</w:t>
+      </w:r>
+    </w:p>
+    <w:p>
+      <w:pPr>
+        <w:jc w:val="center"/>
+        <w:rPr>
+          <w:sz w:val="28"/>
+          <w:szCs w:val="28"/>
+          <w:lang w:val="en-US"/>
+        </w:rPr>
+      </w:pPr>
+      <w:r>
+        <w:rPr>
+          <w:noProof/>
+          <w:sz w:val="28"/>
+          <w:szCs w:val="28"/>
+          <w:lang w:eastAsia="ru-RU"/>
+        </w:rPr>
+        <w:drawing>
+          <wp:inline distT="0" distB="0" distL="0" distR="0" wp14:anchorId="045DA82E" wp14:editId="79778299">
+            <wp:extent cx="4937760" cy="1554431"/>
+            <wp:effectExtent l="0" t="0" r="0" b="8255"/>
+            <wp:docPr id="17" name="Рисунок 17"/>
+            <wp:cNvGraphicFramePr>
+              <a:graphicFrameLocks xmlns:a="http://schemas.openxmlformats.org/drawingml/2006/main" noChangeAspect="1"/>
+            </wp:cNvGraphicFramePr>
+            <a:graphic xmlns:a="http://schemas.openxmlformats.org/drawingml/2006/main">
+              <a:graphicData uri="http://schemas.openxmlformats.org/drawingml/2006/picture">
+                <pic:pic xmlns:pic="http://schemas.openxmlformats.org/drawingml/2006/picture">
+                  <pic:nvPicPr>
+                    <pic:cNvPr id="1" name=""/>
+                    <pic:cNvPicPr/>
+                  </pic:nvPicPr>
+                  <pic:blipFill>
+                    <a:blip r:embed="rId27"/>
+                    <a:stretch>
+                      <a:fillRect/>
+                    </a:stretch>
+                  </pic:blipFill>
+                  <pic:spPr>
+                    <a:xfrm>
+                      <a:off x="0" y="0"/>
+                      <a:ext cx="4945685" cy="1556926"/>
+                    </a:xfrm>
+                    <a:prstGeom prst="rect">
+                      <a:avLst/>
+                    </a:prstGeom>
+                  </pic:spPr>
+                </pic:pic>
+              </a:graphicData>
+            </a:graphic>
+          </wp:inline>
+        </w:drawing>
+      </w:r>
+    </w:p>
+    <w:p>
+      <w:pPr>
+        <w:rPr>
+          <w:sz w:val="28"/>
+          <w:szCs w:val="28"/>
+        </w:rPr>
+      </w:pPr>
+      <w:r>
+        <w:rPr>
+          <w:sz w:val="28"/>
+          <w:szCs w:val="28"/>
+        </w:rPr>
+        <w:t>Создал в ветке файл 1</w:t>
+      </w:r>
+      <w:r>
+        <w:rPr>
+          <w:sz w:val="28"/>
+          <w:szCs w:val="28"/>
+        </w:rPr>
+        <w:t>.</w:t>
+      </w:r>
+      <w:r>
+        <w:rPr>
+          <w:sz w:val="28"/>
+          <w:szCs w:val="28"/>
+          <w:lang w:val="en-US"/>
+        </w:rPr>
+        <w:t>docx</w:t>
+      </w:r>
+      <w:r>
+        <w:rPr>
+          <w:sz w:val="28"/>
+          <w:szCs w:val="28"/>
+        </w:rPr>
+        <w:t xml:space="preserve"> </w:t>
+      </w:r>
+      <w:r>
+        <w:rPr>
+          <w:sz w:val="28"/>
+          <w:szCs w:val="28"/>
+        </w:rPr>
+        <w:t xml:space="preserve">и описал действия, кинув скрины из программы и консоли </w:t>
+      </w:r>
+      <w:r>
+        <w:rPr>
+          <w:sz w:val="28"/>
+          <w:szCs w:val="28"/>
+          <w:lang w:val="en-US"/>
+        </w:rPr>
+        <w:t>git</w:t>
+      </w:r>
+      <w:r>
+        <w:rPr>
+          <w:sz w:val="28"/>
+          <w:szCs w:val="28"/>
+        </w:rPr>
+        <w:t>.</w:t>
+      </w:r>
+    </w:p>
+    <w:p>
+      <w:pPr>
+        <w:jc w:val="center"/>
+        <w:rPr>
+          <w:sz w:val="28"/>
+          <w:szCs w:val="28"/>
+        </w:rPr>
+      </w:pPr>
+      <w:r>
+        <w:rPr>
+          <w:noProof/>
+          <w:sz w:val="28"/>
+          <w:szCs w:val="28"/>
+          <w:lang w:eastAsia="ru-RU"/>
+        </w:rPr>
+        <w:drawing>
+          <wp:inline distT="0" distB="0" distL="0" distR="0" wp14:anchorId="1F1CF7B5" wp14:editId="578E517B">
+            <wp:extent cx="5104737" cy="1267676"/>
+            <wp:effectExtent l="0" t="0" r="1270" b="8890"/>
+            <wp:docPr id="22" name="Рисунок 22"/>
+            <wp:cNvGraphicFramePr>
+              <a:graphicFrameLocks xmlns:a="http://schemas.openxmlformats.org/drawingml/2006/main" noChangeAspect="1"/>
+            </wp:cNvGraphicFramePr>
+            <a:graphic xmlns:a="http://schemas.openxmlformats.org/drawingml/2006/main">
+              <a:graphicData uri="http://schemas.openxmlformats.org/drawingml/2006/picture">
+                <pic:pic xmlns:pic="http://schemas.openxmlformats.org/drawingml/2006/picture">
+                  <pic:nvPicPr>
+                    <pic:cNvPr id="1" name=""/>
+                    <pic:cNvPicPr/>
+                  </pic:nvPicPr>
+                  <pic:blipFill>
+                    <a:blip r:embed="rId28"/>
+                    <a:stretch>
+                      <a:fillRect/>
+                    </a:stretch>
+                  </pic:blipFill>
+                  <pic:spPr>
+                    <a:xfrm>
+                      <a:off x="0" y="0"/>
+                      <a:ext cx="5125519" cy="1272837"/>
+                    </a:xfrm>
+                    <a:prstGeom prst="rect">
+                      <a:avLst/>
+                    </a:prstGeom>
+                  </pic:spPr>
+                </pic:pic>
+              </a:graphicData>
+            </a:graphic>
+          </wp:inline>
+        </w:drawing>
+      </w:r>
+    </w:p>
+    <w:p>
+      <w:pPr>
+        <w:rPr>
+          <w:sz w:val="28"/>
+          <w:szCs w:val="28"/>
+        </w:rPr>
+      </w:pPr>
+    </w:p>
+    <w:p>
+      <w:pPr>
+        <w:rPr>
+          <w:sz w:val="28"/>
+          <w:szCs w:val="28"/>
+        </w:rPr>
+      </w:pPr>
+      <w:r>
+        <w:rPr>
+          <w:sz w:val="28"/>
+          <w:szCs w:val="28"/>
+        </w:rPr>
+        <w:t>Зафиксировал добавление файла</w:t>
+      </w:r>
+    </w:p>
+    <w:p>
+      <w:pPr>
+        <w:jc w:val="center"/>
+        <w:rPr>
+          <w:sz w:val="28"/>
+          <w:szCs w:val="28"/>
+        </w:rPr>
+      </w:pPr>
+      <w:r>
+        <w:rPr>
+          <w:noProof/>
+          <w:sz w:val="28"/>
+          <w:szCs w:val="28"/>
+          <w:lang w:eastAsia="ru-RU"/>
+        </w:rPr>
+        <w:drawing>
+          <wp:inline distT="0" distB="0" distL="0" distR="0" wp14:anchorId="2A3D60A2" wp14:editId="60B4EC7D">
+            <wp:extent cx="4802588" cy="1206721"/>
+            <wp:effectExtent l="0" t="0" r="0" b="0"/>
+            <wp:docPr id="19" name="Рисунок 19"/>
+            <wp:cNvGraphicFramePr>
+              <a:graphicFrameLocks xmlns:a="http://schemas.openxmlformats.org/drawingml/2006/main" noChangeAspect="1"/>
+            </wp:cNvGraphicFramePr>
+            <a:graphic xmlns:a="http://schemas.openxmlformats.org/drawingml/2006/main">
+              <a:graphicData uri="http://schemas.openxmlformats.org/drawingml/2006/picture">
+                <pic:pic xmlns:pic="http://schemas.openxmlformats.org/drawingml/2006/picture">
+                  <pic:nvPicPr>
+                    <pic:cNvPr id="1" name=""/>
+                    <pic:cNvPicPr/>
+                  </pic:nvPicPr>
+                  <pic:blipFill>
+                    <a:blip r:embed="rId29"/>
+                    <a:stretch>
+                      <a:fillRect/>
+                    </a:stretch>
+                  </pic:blipFill>
+                  <pic:spPr>
+                    <a:xfrm>
+                      <a:off x="0" y="0"/>
+                      <a:ext cx="4830174" cy="1213652"/>
+                    </a:xfrm>
+                    <a:prstGeom prst="rect">
+                      <a:avLst/>
+                    </a:prstGeom>
+                  </pic:spPr>
+                </pic:pic>
+              </a:graphicData>
+            </a:graphic>
+          </wp:inline>
+        </w:drawing>
+      </w:r>
+    </w:p>
+    <w:p>
+      <w:pPr>
+        <w:rPr>
+          <w:sz w:val="28"/>
+          <w:szCs w:val="28"/>
+        </w:rPr>
+      </w:pPr>
+      <w:r>
+        <w:rPr>
+          <w:sz w:val="28"/>
+          <w:szCs w:val="28"/>
+        </w:rPr>
+        <w:t>Отправил зафиксированные изменения в удалённый репозиторий</w:t>
+      </w:r>
+    </w:p>
+    <w:p>
+      <w:pPr>
+        <w:jc w:val="center"/>
+        <w:rPr>
+          <w:sz w:val="28"/>
+          <w:szCs w:val="28"/>
+        </w:rPr>
+      </w:pPr>
+      <w:r>
+        <w:rPr>
+          <w:noProof/>
+          <w:sz w:val="28"/>
+          <w:szCs w:val="28"/>
+          <w:lang w:eastAsia="ru-RU"/>
+        </w:rPr>
+        <w:lastRenderedPageBreak/>
+        <w:drawing>
+          <wp:inline distT="0" distB="0" distL="0" distR="0" wp14:anchorId="0ED4BB5A" wp14:editId="464E6190">
+            <wp:extent cx="4381169" cy="2359884"/>
+            <wp:effectExtent l="0" t="0" r="635" b="2540"/>
+            <wp:docPr id="23" name="Рисунок 23"/>
+            <wp:cNvGraphicFramePr>
+              <a:graphicFrameLocks xmlns:a="http://schemas.openxmlformats.org/drawingml/2006/main" noChangeAspect="1"/>
+            </wp:cNvGraphicFramePr>
+            <a:graphic xmlns:a="http://schemas.openxmlformats.org/drawingml/2006/main">
+              <a:graphicData uri="http://schemas.openxmlformats.org/drawingml/2006/picture">
+                <pic:pic xmlns:pic="http://schemas.openxmlformats.org/drawingml/2006/picture">
+                  <pic:nvPicPr>
+                    <pic:cNvPr id="1" name=""/>
+                    <pic:cNvPicPr/>
+                  </pic:nvPicPr>
+                  <pic:blipFill>
+                    <a:blip r:embed="rId30"/>
+                    <a:stretch>
+                      <a:fillRect/>
+                    </a:stretch>
+                  </pic:blipFill>
+                  <pic:spPr>
+                    <a:xfrm>
+                      <a:off x="0" y="0"/>
+                      <a:ext cx="4391219" cy="2365298"/>
+                    </a:xfrm>
+                    <a:prstGeom prst="rect">
+                      <a:avLst/>
+                    </a:prstGeom>
+                  </pic:spPr>
+                </pic:pic>
+              </a:graphicData>
+            </a:graphic>
+          </wp:inline>
+        </w:drawing>
+      </w:r>
+    </w:p>
+    <w:p>
+      <w:pPr>
+        <w:rPr>
+          <w:sz w:val="28"/>
+          <w:szCs w:val="28"/>
+        </w:rPr>
+      </w:pPr>
+      <w:r>
+        <w:rPr>
+          <w:sz w:val="28"/>
+          <w:szCs w:val="28"/>
+        </w:rPr>
+        <w:t>Выполнил слияние веток</w:t>
+      </w:r>
+    </w:p>
+    <w:p>
+      <w:pPr>
+        <w:ind w:left="720"/>
+        <w:jc w:val="center"/>
+        <w:rPr>
+          <w:sz w:val="28"/>
+          <w:szCs w:val="28"/>
+        </w:rPr>
+      </w:pPr>
+      <w:r>
+        <w:rPr>
+          <w:noProof/>
+          <w:sz w:val="28"/>
+          <w:szCs w:val="28"/>
+          <w:lang w:eastAsia="ru-RU"/>
+        </w:rPr>
+        <w:drawing>
+          <wp:inline distT="0" distB="0" distL="0" distR="0" wp14:anchorId="4991BA50" wp14:editId="1AA9B6EF">
+            <wp:extent cx="4610100" cy="2291991"/>
+            <wp:effectExtent l="0" t="0" r="0" b="0"/>
+            <wp:docPr id="25" name="Рисунок 25"/>
+            <wp:cNvGraphicFramePr>
+              <a:graphicFrameLocks xmlns:a="http://schemas.openxmlformats.org/drawingml/2006/main" noChangeAspect="1"/>
+            </wp:cNvGraphicFramePr>
+            <a:graphic xmlns:a="http://schemas.openxmlformats.org/drawingml/2006/main">
+              <a:graphicData uri="http://schemas.openxmlformats.org/drawingml/2006/picture">
+                <pic:pic xmlns:pic="http://schemas.openxmlformats.org/drawingml/2006/picture">
+                  <pic:nvPicPr>
+                    <pic:cNvPr id="1" name=""/>
+                    <pic:cNvPicPr/>
+                  </pic:nvPicPr>
+                  <pic:blipFill>
+                    <a:blip r:embed="rId31"/>
+                    <a:stretch>
+                      <a:fillRect/>
+                    </a:stretch>
+                  </pic:blipFill>
+                  <pic:spPr>
+                    <a:xfrm>
+                      <a:off x="0" y="0"/>
+                      <a:ext cx="4626028" cy="2299910"/>
+                    </a:xfrm>
+                    <a:prstGeom prst="rect">
+                      <a:avLst/>
+                    </a:prstGeom>
+                  </pic:spPr>
+                </pic:pic>
+              </a:graphicData>
+            </a:graphic>
+          </wp:inline>
+        </w:drawing>
+      </w:r>
+    </w:p>
+    <w:p>
+      <w:pPr>
         <w:ind w:left="720"/>
         <w:rPr>
           <w:sz w:val="28"/>
@@ -1554,81 +2186,6 @@
       </w:pPr>
       <w:bookmarkStart w:id="0" w:name="_GoBack"/>
       <w:bookmarkEnd w:id="0"/>
-    </w:p>
-    <w:p>
-      <w:pPr>
-        <w:ind w:left="720"/>
-        <w:rPr>
-          <w:sz w:val="28"/>
-          <w:szCs w:val="28"/>
-        </w:rPr>
-      </w:pPr>
-    </w:p>
-    <w:p>
-      <w:pPr>
-        <w:rPr>
-          <w:sz w:val="28"/>
-          <w:szCs w:val="28"/>
-        </w:rPr>
-      </w:pPr>
-    </w:p>
-    <w:p>
-      <w:pPr>
-        <w:rPr>
-          <w:sz w:val="28"/>
-          <w:szCs w:val="28"/>
-        </w:rPr>
-      </w:pPr>
-    </w:p>
-    <w:p>
-      <w:pPr>
-        <w:rPr>
-          <w:sz w:val="28"/>
-          <w:szCs w:val="28"/>
-        </w:rPr>
-      </w:pPr>
-    </w:p>
-    <w:p>
-      <w:pPr>
-        <w:rPr>
-          <w:sz w:val="28"/>
-          <w:szCs w:val="28"/>
-        </w:rPr>
-      </w:pPr>
-    </w:p>
-    <w:p>
-      <w:pPr>
-        <w:rPr>
-          <w:sz w:val="28"/>
-          <w:szCs w:val="28"/>
-        </w:rPr>
-      </w:pPr>
-    </w:p>
-    <w:p>
-      <w:pPr>
-        <w:rPr>
-          <w:sz w:val="28"/>
-          <w:szCs w:val="28"/>
-        </w:rPr>
-      </w:pPr>
-    </w:p>
-    <w:p>
-      <w:pPr>
-        <w:ind w:left="720"/>
-        <w:rPr>
-          <w:sz w:val="28"/>
-          <w:szCs w:val="28"/>
-        </w:rPr>
-      </w:pPr>
-    </w:p>
-    <w:p>
-      <w:pPr>
-        <w:ind w:left="720"/>
-        <w:rPr>
-          <w:sz w:val="28"/>
-          <w:szCs w:val="28"/>
-        </w:rPr>
-      </w:pPr>
     </w:p>
     <w:p>
       <w:pPr>

--- a/lab9.docx
+++ b/lab9.docx
@@ -463,7 +463,7 @@
               </wp:inline>
             </w:drawing>
           </mc:Choice>
-          <mc:Fallback xmlns:a="http://schemas.openxmlformats.org/drawingml/2006/main">
+          <mc:Fallback xmlns:cx="http://schemas.microsoft.com/office/drawing/2014/chartex" xmlns:w16se="http://schemas.microsoft.com/office/word/2015/wordml/symex" xmlns:a="http://schemas.openxmlformats.org/drawingml/2006/main">
             <w:pict>
               <v:shapetype type="#_x0000_t75" o:spt="75" coordsize="21600,21600" o:preferrelative="t" path="m@4@5l@4@11@9@11@9@5xe">
                 <v:formulas>
@@ -545,7 +545,7 @@
               </wp:inline>
             </w:drawing>
           </mc:Choice>
-          <mc:Fallback xmlns:a="http://schemas.openxmlformats.org/drawingml/2006/main">
+          <mc:Fallback xmlns:cx="http://schemas.microsoft.com/office/drawing/2014/chartex" xmlns:w16se="http://schemas.microsoft.com/office/word/2015/wordml/symex" xmlns:a="http://schemas.openxmlformats.org/drawingml/2006/main">
             <w:pict>
               <v:shapetype type="#_x0000_t75" o:spt="75" coordsize="21600,21600" o:preferrelative="t" path="m@4@5l@4@11@9@11@9@5xe">
                 <v:formulas>
@@ -671,7 +671,7 @@
               </wp:inline>
             </w:drawing>
           </mc:Choice>
-          <mc:Fallback xmlns:a="http://schemas.openxmlformats.org/drawingml/2006/main">
+          <mc:Fallback xmlns:cx="http://schemas.microsoft.com/office/drawing/2014/chartex" xmlns:w16se="http://schemas.microsoft.com/office/word/2015/wordml/symex" xmlns:a="http://schemas.openxmlformats.org/drawingml/2006/main">
             <w:pict>
               <v:shapetype type="#_x0000_t75" o:spt="75" coordsize="21600,21600" o:preferrelative="t" path="m@4@5l@4@11@9@11@9@5xe">
                 <v:formulas>
@@ -762,10 +762,16 @@
     <w:p>
       <w:pPr>
         <w:jc w:val="center"/>
+        <w:rPr>
+          <w:sz w:val="28"/>
+          <w:szCs w:val="28"/>
+        </w:rPr>
       </w:pPr>
       <w:r>
         <w:rPr>
           <w:noProof/>
+          <w:sz w:val="28"/>
+          <w:szCs w:val="28"/>
           <w:lang w:eastAsia="ru-RU"/>
         </w:rPr>
         <mc:AlternateContent>
@@ -806,7 +812,7 @@
               </wp:inline>
             </w:drawing>
           </mc:Choice>
-          <mc:Fallback xmlns:a="http://schemas.openxmlformats.org/drawingml/2006/main">
+          <mc:Fallback xmlns:cx="http://schemas.microsoft.com/office/drawing/2014/chartex" xmlns:w16se="http://schemas.microsoft.com/office/word/2015/wordml/symex" xmlns:a="http://schemas.openxmlformats.org/drawingml/2006/main">
             <w:pict>
               <v:shapetype type="#_x0000_t75" o:spt="75" coordsize="21600,21600" o:preferrelative="t" path="m@4@5l@4@11@9@11@9@5xe">
                 <v:formulas>
@@ -851,10 +857,16 @@
       <w:pPr>
         <w:ind w:left="720"/>
         <w:jc w:val="center"/>
+        <w:rPr>
+          <w:sz w:val="28"/>
+          <w:szCs w:val="28"/>
+        </w:rPr>
       </w:pPr>
       <w:r>
         <w:rPr>
           <w:noProof/>
+          <w:sz w:val="28"/>
+          <w:szCs w:val="28"/>
           <w:lang w:eastAsia="ru-RU"/>
         </w:rPr>
         <mc:AlternateContent>
@@ -895,7 +907,7 @@
               </wp:inline>
             </w:drawing>
           </mc:Choice>
-          <mc:Fallback xmlns:a="http://schemas.openxmlformats.org/drawingml/2006/main">
+          <mc:Fallback xmlns:cx="http://schemas.microsoft.com/office/drawing/2014/chartex" xmlns:w16se="http://schemas.microsoft.com/office/word/2015/wordml/symex" xmlns:a="http://schemas.openxmlformats.org/drawingml/2006/main">
             <w:pict>
               <v:shapetype type="#_x0000_t75" o:spt="75" coordsize="21600,21600" o:preferrelative="t" path="m@4@5l@4@11@9@11@9@5xe">
                 <v:formulas>
@@ -925,6 +937,10 @@
     <w:p>
       <w:pPr>
         <w:ind w:left="720"/>
+        <w:rPr>
+          <w:sz w:val="28"/>
+          <w:szCs w:val="28"/>
+        </w:rPr>
       </w:pPr>
       <w:r>
         <w:rPr>
@@ -987,7 +1003,7 @@
               </wp:inline>
             </w:drawing>
           </mc:Choice>
-          <mc:Fallback xmlns:a="http://schemas.openxmlformats.org/drawingml/2006/main">
+          <mc:Fallback xmlns:cx="http://schemas.microsoft.com/office/drawing/2014/chartex" xmlns:w16se="http://schemas.microsoft.com/office/word/2015/wordml/symex" xmlns:a="http://schemas.openxmlformats.org/drawingml/2006/main">
             <w:pict>
               <v:shapetype type="#_x0000_t75" o:spt="75" coordsize="21600,21600" o:preferrelative="t" path="m@4@5l@4@11@9@11@9@5xe">
                 <v:formulas>
@@ -1034,10 +1050,16 @@
       <w:pPr>
         <w:ind w:left="720"/>
         <w:jc w:val="center"/>
+        <w:rPr>
+          <w:sz w:val="28"/>
+          <w:szCs w:val="28"/>
+        </w:rPr>
       </w:pPr>
       <w:r>
         <w:rPr>
           <w:noProof/>
+          <w:sz w:val="28"/>
+          <w:szCs w:val="28"/>
           <w:lang w:eastAsia="ru-RU"/>
         </w:rPr>
         <w:drawing>
@@ -1090,7 +1112,15 @@
           <w:sz w:val="28"/>
           <w:szCs w:val="28"/>
         </w:rPr>
-        <w:t>Зафиксировал изменения с помощью команд</w:t>
+        <w:t xml:space="preserve">Зафиксировал изменения с помощью команд </w:t>
+      </w:r>
+      <w:r>
+        <w:rPr>
+          <w:sz w:val="28"/>
+          <w:szCs w:val="28"/>
+          <w:lang w:val="en-US"/>
+        </w:rPr>
+        <w:t>git</w:t>
       </w:r>
       <w:r>
         <w:rPr>
@@ -1105,6 +1135,28 @@
           <w:szCs w:val="28"/>
           <w:lang w:val="en-US"/>
         </w:rPr>
+        <w:t>add</w:t>
+      </w:r>
+      <w:r>
+        <w:rPr>
+          <w:sz w:val="28"/>
+          <w:szCs w:val="28"/>
+        </w:rPr>
+        <w:t xml:space="preserve"> &lt;файл&gt;</w:t>
+      </w:r>
+      <w:r>
+        <w:rPr>
+          <w:sz w:val="28"/>
+          <w:szCs w:val="28"/>
+        </w:rPr>
+        <w:t xml:space="preserve"> и </w:t>
+      </w:r>
+      <w:r>
+        <w:rPr>
+          <w:sz w:val="28"/>
+          <w:szCs w:val="28"/>
+          <w:lang w:val="en-US"/>
+        </w:rPr>
         <w:t>git</w:t>
       </w:r>
       <w:r>
@@ -1120,57 +1172,6 @@
           <w:szCs w:val="28"/>
           <w:lang w:val="en-US"/>
         </w:rPr>
-        <w:t>add</w:t>
-      </w:r>
-      <w:r>
-        <w:rPr>
-          <w:sz w:val="28"/>
-          <w:szCs w:val="28"/>
-        </w:rPr>
-        <w:t xml:space="preserve"> &lt;</w:t>
-      </w:r>
-      <w:r>
-        <w:rPr>
-          <w:sz w:val="28"/>
-          <w:szCs w:val="28"/>
-        </w:rPr>
-        <w:t>файл</w:t>
-      </w:r>
-      <w:r>
-        <w:rPr>
-          <w:sz w:val="28"/>
-          <w:szCs w:val="28"/>
-        </w:rPr>
-        <w:t>&gt;</w:t>
-      </w:r>
-      <w:r>
-        <w:rPr>
-          <w:sz w:val="28"/>
-          <w:szCs w:val="28"/>
-        </w:rPr>
-        <w:t xml:space="preserve"> и </w:t>
-      </w:r>
-      <w:r>
-        <w:rPr>
-          <w:sz w:val="28"/>
-          <w:szCs w:val="28"/>
-          <w:lang w:val="en-US"/>
-        </w:rPr>
-        <w:t>git</w:t>
-      </w:r>
-      <w:r>
-        <w:rPr>
-          <w:sz w:val="28"/>
-          <w:szCs w:val="28"/>
-        </w:rPr>
-        <w:t xml:space="preserve"> </w:t>
-      </w:r>
-      <w:r>
-        <w:rPr>
-          <w:sz w:val="28"/>
-          <w:szCs w:val="28"/>
-          <w:lang w:val="en-US"/>
-        </w:rPr>
         <w:t>commit</w:t>
       </w:r>
       <w:r>
@@ -1178,14 +1179,7 @@
           <w:sz w:val="28"/>
           <w:szCs w:val="28"/>
         </w:rPr>
-        <w:t xml:space="preserve"> </w:t>
-      </w:r>
-      <w:r>
-        <w:rPr>
-          <w:sz w:val="28"/>
-          <w:szCs w:val="28"/>
-        </w:rPr>
-        <w:t>–</w:t>
+        <w:t xml:space="preserve"> –</w:t>
       </w:r>
       <w:r>
         <w:rPr>
@@ -1200,35 +1194,7 @@
           <w:sz w:val="28"/>
           <w:szCs w:val="28"/>
         </w:rPr>
-        <w:t xml:space="preserve"> </w:t>
-      </w:r>
-      <w:r>
-        <w:rPr>
-          <w:sz w:val="28"/>
-          <w:szCs w:val="28"/>
-        </w:rPr>
-        <w:t>“</w:t>
-      </w:r>
-      <w:r>
-        <w:rPr>
-          <w:sz w:val="28"/>
-          <w:szCs w:val="28"/>
-        </w:rPr>
-        <w:t>сообщение</w:t>
-      </w:r>
-      <w:r>
-        <w:rPr>
-          <w:sz w:val="28"/>
-          <w:szCs w:val="28"/>
-        </w:rPr>
-        <w:t>”</w:t>
-      </w:r>
-      <w:r>
-        <w:rPr>
-          <w:sz w:val="28"/>
-          <w:szCs w:val="28"/>
-        </w:rPr>
-        <w:t xml:space="preserve"> </w:t>
+        <w:t xml:space="preserve"> “сообщение” </w:t>
       </w:r>
     </w:p>
     <w:p>
@@ -1287,6 +1253,10 @@
     <w:p>
       <w:pPr>
         <w:ind w:left="720"/>
+        <w:rPr>
+          <w:sz w:val="28"/>
+          <w:szCs w:val="28"/>
+        </w:rPr>
       </w:pPr>
     </w:p>
     <w:p>
@@ -1579,15 +1549,7 @@
           <w:sz w:val="28"/>
           <w:szCs w:val="28"/>
         </w:rPr>
-        <w:t>Студент №1</w:t>
-      </w:r>
-      <w:r>
-        <w:rPr>
-          <w:b/>
-          <w:sz w:val="28"/>
-          <w:szCs w:val="28"/>
-        </w:rPr>
-        <w:t>:</w:t>
+        <w:t>Студент №1:</w:t>
       </w:r>
     </w:p>
     <w:p>
@@ -1617,14 +1579,7 @@
           <w:sz w:val="28"/>
           <w:szCs w:val="28"/>
         </w:rPr>
-        <w:t xml:space="preserve"> </w:t>
-      </w:r>
-      <w:r>
-        <w:rPr>
-          <w:sz w:val="28"/>
-          <w:szCs w:val="28"/>
-        </w:rPr>
-        <w:t>и перешёл туда</w:t>
+        <w:t xml:space="preserve"> и перешёл туда</w:t>
       </w:r>
     </w:p>
     <w:p>
@@ -1692,14 +1647,7 @@
           <w:sz w:val="28"/>
           <w:szCs w:val="28"/>
         </w:rPr>
-        <w:t>В коде проекта изменил имена переменной</w:t>
-      </w:r>
-      <w:r>
-        <w:rPr>
-          <w:sz w:val="28"/>
-          <w:szCs w:val="28"/>
-        </w:rPr>
-        <w:t xml:space="preserve"> (</w:t>
+        <w:t>В коде проекта изменил имена переменной (</w:t>
       </w:r>
       <w:r>
         <w:rPr>
@@ -1866,14 +1814,7 @@
           <w:sz w:val="28"/>
           <w:szCs w:val="28"/>
         </w:rPr>
-        <w:t>Создал в ветке файл 1</w:t>
-      </w:r>
-      <w:r>
-        <w:rPr>
-          <w:sz w:val="28"/>
-          <w:szCs w:val="28"/>
-        </w:rPr>
-        <w:t>.</w:t>
+        <w:t>Создал в ветке файл 1.</w:t>
       </w:r>
       <w:r>
         <w:rPr>
@@ -1888,14 +1829,7 @@
           <w:sz w:val="28"/>
           <w:szCs w:val="28"/>
         </w:rPr>
-        <w:t xml:space="preserve"> </w:t>
-      </w:r>
-      <w:r>
-        <w:rPr>
-          <w:sz w:val="28"/>
-          <w:szCs w:val="28"/>
-        </w:rPr>
-        <w:t xml:space="preserve">и описал действия, кинув скрины из программы и консоли </w:t>
+        <w:t xml:space="preserve"> и описал действия, кинув скрины из программы и консоли </w:t>
       </w:r>
       <w:r>
         <w:rPr>
@@ -1964,14 +1898,6 @@
           </wp:inline>
         </w:drawing>
       </w:r>
-    </w:p>
-    <w:p>
-      <w:pPr>
-        <w:rPr>
-          <w:sz w:val="28"/>
-          <w:szCs w:val="28"/>
-        </w:rPr>
-      </w:pPr>
     </w:p>
     <w:p>
       <w:pPr>
@@ -2178,38 +2104,1233 @@
     </w:p>
     <w:p>
       <w:pPr>
+        <w:rPr>
+          <w:b/>
+          <w:bCs/>
+          <w:sz w:val="28"/>
+          <w:szCs w:val="28"/>
+        </w:rPr>
+      </w:pPr>
+      <w:r>
+        <w:rPr>
+          <w:b/>
+          <w:bCs/>
+          <w:sz w:val="28"/>
+          <w:szCs w:val="28"/>
+        </w:rPr>
+        <w:t>Студент №2</w:t>
+      </w:r>
+      <w:r>
+        <w:rPr>
+          <w:b/>
+          <w:bCs/>
+          <w:sz w:val="28"/>
+          <w:szCs w:val="28"/>
+        </w:rPr>
+        <w:t xml:space="preserve"> &amp; №3</w:t>
+      </w:r>
+    </w:p>
+    <w:p>
+      <w:pPr>
+        <w:rPr>
+          <w:sz w:val="28"/>
+          <w:szCs w:val="28"/>
+        </w:rPr>
+      </w:pPr>
+      <w:r>
+        <w:rPr>
+          <w:sz w:val="28"/>
+          <w:szCs w:val="28"/>
+        </w:rPr>
+        <w:t>Создал локальный репозиторий, склонировав себе общий репозиторий FinalWork</w:t>
+      </w:r>
+    </w:p>
+    <w:p>
+      <w:pPr>
+        <w:jc w:val="center"/>
+        <w:rPr>
+          <w:sz w:val="28"/>
+          <w:szCs w:val="28"/>
+        </w:rPr>
+      </w:pPr>
+      <w:r>
+        <w:rPr>
+          <w:noProof/>
+          <w:sz w:val="28"/>
+          <w:szCs w:val="28"/>
+          <w:lang w:eastAsia="ru-RU"/>
+        </w:rPr>
+        <w:drawing>
+          <wp:inline distT="0" distB="0" distL="0" distR="0" wp14:anchorId="1E93C4F6" wp14:editId="2223DD8E">
+            <wp:extent cx="3432517" cy="2620160"/>
+            <wp:effectExtent l="0" t="0" r="0" b="8890"/>
+            <wp:docPr id="7" name="Рисунок 7"/>
+            <wp:cNvGraphicFramePr>
+              <a:graphicFrameLocks xmlns:a="http://schemas.openxmlformats.org/drawingml/2006/main" noChangeAspect="1"/>
+            </wp:cNvGraphicFramePr>
+            <a:graphic xmlns:a="http://schemas.openxmlformats.org/drawingml/2006/main">
+              <a:graphicData uri="http://schemas.openxmlformats.org/drawingml/2006/picture">
+                <pic:pic xmlns:pic="http://schemas.openxmlformats.org/drawingml/2006/picture">
+                  <pic:nvPicPr>
+                    <pic:cNvPr id="1" name=""/>
+                    <pic:cNvPicPr/>
+                  </pic:nvPicPr>
+                  <pic:blipFill>
+                    <a:blip r:embed="rId32"/>
+                    <a:stretch>
+                      <a:fillRect/>
+                    </a:stretch>
+                  </pic:blipFill>
+                  <pic:spPr>
+                    <a:xfrm>
+                      <a:off x="0" y="0"/>
+                      <a:ext cx="3442932" cy="2628110"/>
+                    </a:xfrm>
+                    <a:prstGeom prst="rect">
+                      <a:avLst/>
+                    </a:prstGeom>
+                  </pic:spPr>
+                </pic:pic>
+              </a:graphicData>
+            </a:graphic>
+          </wp:inline>
+        </w:drawing>
+      </w:r>
+    </w:p>
+    <w:p>
+      <w:pPr>
+        <w:rPr>
+          <w:sz w:val="28"/>
+          <w:szCs w:val="28"/>
+        </w:rPr>
+      </w:pPr>
+      <w:r>
+        <w:rPr>
+          <w:sz w:val="28"/>
+          <w:szCs w:val="28"/>
+        </w:rPr>
+        <w:lastRenderedPageBreak/>
+        <w:t>Создал новую ветку в локальном репозитории и перешел в нее</w:t>
+      </w:r>
+    </w:p>
+    <w:p>
+      <w:pPr>
+        <w:jc w:val="center"/>
+        <w:rPr>
+          <w:sz w:val="28"/>
+          <w:szCs w:val="28"/>
+        </w:rPr>
+      </w:pPr>
+      <w:r>
+        <w:rPr>
+          <w:noProof/>
+          <w:sz w:val="28"/>
+          <w:szCs w:val="28"/>
+          <w:lang w:eastAsia="ru-RU"/>
+        </w:rPr>
+        <w:drawing>
+          <wp:inline distT="0" distB="0" distL="0" distR="0" wp14:anchorId="3236DB30" wp14:editId="5BC484AA">
+            <wp:extent cx="4783016" cy="696362"/>
+            <wp:effectExtent l="0" t="0" r="0" b="8890"/>
+            <wp:docPr id="14" name="Рисунок 14"/>
+            <wp:cNvGraphicFramePr>
+              <a:graphicFrameLocks xmlns:a="http://schemas.openxmlformats.org/drawingml/2006/main" noChangeAspect="1"/>
+            </wp:cNvGraphicFramePr>
+            <a:graphic xmlns:a="http://schemas.openxmlformats.org/drawingml/2006/main">
+              <a:graphicData uri="http://schemas.openxmlformats.org/drawingml/2006/picture">
+                <pic:pic xmlns:pic="http://schemas.openxmlformats.org/drawingml/2006/picture">
+                  <pic:nvPicPr>
+                    <pic:cNvPr id="1" name=""/>
+                    <pic:cNvPicPr/>
+                  </pic:nvPicPr>
+                  <pic:blipFill>
+                    <a:blip r:embed="rId33"/>
+                    <a:stretch>
+                      <a:fillRect/>
+                    </a:stretch>
+                  </pic:blipFill>
+                  <pic:spPr>
+                    <a:xfrm>
+                      <a:off x="0" y="0"/>
+                      <a:ext cx="4994251" cy="727116"/>
+                    </a:xfrm>
+                    <a:prstGeom prst="rect">
+                      <a:avLst/>
+                    </a:prstGeom>
+                  </pic:spPr>
+                </pic:pic>
+              </a:graphicData>
+            </a:graphic>
+          </wp:inline>
+        </w:drawing>
+      </w:r>
+    </w:p>
+    <w:p>
+      <w:pPr>
+        <w:rPr>
+          <w:sz w:val="28"/>
+          <w:szCs w:val="28"/>
+        </w:rPr>
+      </w:pPr>
+      <w:r>
+        <w:rPr>
+          <w:sz w:val="28"/>
+          <w:szCs w:val="28"/>
+        </w:rPr>
+        <w:t>Изменил объявление всех используемых переменных так, чтобы каждая переменная объявлялась с новой строки</w:t>
+      </w:r>
+    </w:p>
+    <w:p>
+      <w:pPr>
+        <w:jc w:val="center"/>
+        <w:rPr>
+          <w:sz w:val="28"/>
+          <w:szCs w:val="28"/>
+        </w:rPr>
+      </w:pPr>
+      <w:r>
+        <w:rPr>
+          <w:noProof/>
+          <w:sz w:val="28"/>
+          <w:szCs w:val="28"/>
+          <w:lang w:eastAsia="ru-RU"/>
+        </w:rPr>
+        <w:drawing>
+          <wp:inline distT="0" distB="0" distL="0" distR="0" wp14:anchorId="3953B8A7" wp14:editId="5BDFA6F9">
+            <wp:extent cx="4657725" cy="2567599"/>
+            <wp:effectExtent l="0" t="0" r="0" b="4445"/>
+            <wp:docPr id="31" name="Рисунок 31"/>
+            <wp:cNvGraphicFramePr>
+              <a:graphicFrameLocks xmlns:a="http://schemas.openxmlformats.org/drawingml/2006/main" noChangeAspect="1"/>
+            </wp:cNvGraphicFramePr>
+            <a:graphic xmlns:a="http://schemas.openxmlformats.org/drawingml/2006/main">
+              <a:graphicData uri="http://schemas.openxmlformats.org/drawingml/2006/picture">
+                <pic:pic xmlns:pic="http://schemas.openxmlformats.org/drawingml/2006/picture">
+                  <pic:nvPicPr>
+                    <pic:cNvPr id="1" name=""/>
+                    <pic:cNvPicPr/>
+                  </pic:nvPicPr>
+                  <pic:blipFill>
+                    <a:blip r:embed="rId34"/>
+                    <a:stretch>
+                      <a:fillRect/>
+                    </a:stretch>
+                  </pic:blipFill>
+                  <pic:spPr>
+                    <a:xfrm>
+                      <a:off x="0" y="0"/>
+                      <a:ext cx="4672166" cy="2575560"/>
+                    </a:xfrm>
+                    <a:prstGeom prst="rect">
+                      <a:avLst/>
+                    </a:prstGeom>
+                  </pic:spPr>
+                </pic:pic>
+              </a:graphicData>
+            </a:graphic>
+          </wp:inline>
+        </w:drawing>
+      </w:r>
+    </w:p>
+    <w:p>
+      <w:pPr>
+        <w:jc w:val="center"/>
+        <w:rPr>
+          <w:sz w:val="28"/>
+          <w:szCs w:val="28"/>
+        </w:rPr>
+      </w:pPr>
+      <w:r>
+        <w:rPr>
+          <w:noProof/>
+          <w:sz w:val="28"/>
+          <w:szCs w:val="28"/>
+          <w:lang w:eastAsia="ru-RU"/>
+        </w:rPr>
+        <w:drawing>
+          <wp:inline distT="0" distB="0" distL="0" distR="0" wp14:anchorId="2E158329" wp14:editId="0A559A88">
+            <wp:extent cx="4048125" cy="3162773"/>
+            <wp:effectExtent l="0" t="0" r="0" b="0"/>
+            <wp:docPr id="32" name="Рисунок 32"/>
+            <wp:cNvGraphicFramePr>
+              <a:graphicFrameLocks xmlns:a="http://schemas.openxmlformats.org/drawingml/2006/main" noChangeAspect="1"/>
+            </wp:cNvGraphicFramePr>
+            <a:graphic xmlns:a="http://schemas.openxmlformats.org/drawingml/2006/main">
+              <a:graphicData uri="http://schemas.openxmlformats.org/drawingml/2006/picture">
+                <pic:pic xmlns:pic="http://schemas.openxmlformats.org/drawingml/2006/picture">
+                  <pic:nvPicPr>
+                    <pic:cNvPr id="1" name=""/>
+                    <pic:cNvPicPr/>
+                  </pic:nvPicPr>
+                  <pic:blipFill>
+                    <a:blip r:embed="rId35"/>
+                    <a:stretch>
+                      <a:fillRect/>
+                    </a:stretch>
+                  </pic:blipFill>
+                  <pic:spPr>
+                    <a:xfrm>
+                      <a:off x="0" y="0"/>
+                      <a:ext cx="4057073" cy="3169764"/>
+                    </a:xfrm>
+                    <a:prstGeom prst="rect">
+                      <a:avLst/>
+                    </a:prstGeom>
+                  </pic:spPr>
+                </pic:pic>
+              </a:graphicData>
+            </a:graphic>
+          </wp:inline>
+        </w:drawing>
+      </w:r>
+    </w:p>
+    <w:p>
+      <w:pPr>
+        <w:rPr>
+          <w:sz w:val="28"/>
+          <w:szCs w:val="28"/>
+        </w:rPr>
+      </w:pPr>
+      <w:r>
+        <w:rPr>
+          <w:sz w:val="28"/>
+          <w:szCs w:val="28"/>
+        </w:rPr>
+        <w:t>Добавил комментарии, поясняющий назначение переменных</w:t>
+      </w:r>
+    </w:p>
+    <w:p>
+      <w:pPr>
+        <w:jc w:val="center"/>
+        <w:rPr>
+          <w:sz w:val="28"/>
+          <w:szCs w:val="28"/>
+        </w:rPr>
+      </w:pPr>
+      <w:r>
+        <w:rPr>
+          <w:noProof/>
+          <w:sz w:val="28"/>
+          <w:szCs w:val="28"/>
+          <w:lang w:eastAsia="ru-RU"/>
+        </w:rPr>
+        <w:lastRenderedPageBreak/>
+        <w:drawing>
+          <wp:inline distT="0" distB="0" distL="0" distR="0" wp14:anchorId="111616B2" wp14:editId="1771627D">
+            <wp:extent cx="4257675" cy="2361633"/>
+            <wp:effectExtent l="0" t="0" r="0" b="635"/>
+            <wp:docPr id="33" name="Рисунок 33"/>
+            <wp:cNvGraphicFramePr>
+              <a:graphicFrameLocks xmlns:a="http://schemas.openxmlformats.org/drawingml/2006/main" noChangeAspect="1"/>
+            </wp:cNvGraphicFramePr>
+            <a:graphic xmlns:a="http://schemas.openxmlformats.org/drawingml/2006/main">
+              <a:graphicData uri="http://schemas.openxmlformats.org/drawingml/2006/picture">
+                <pic:pic xmlns:pic="http://schemas.openxmlformats.org/drawingml/2006/picture">
+                  <pic:nvPicPr>
+                    <pic:cNvPr id="1" name=""/>
+                    <pic:cNvPicPr/>
+                  </pic:nvPicPr>
+                  <pic:blipFill>
+                    <a:blip r:embed="rId36"/>
+                    <a:stretch>
+                      <a:fillRect/>
+                    </a:stretch>
+                  </pic:blipFill>
+                  <pic:spPr>
+                    <a:xfrm>
+                      <a:off x="0" y="0"/>
+                      <a:ext cx="4267623" cy="2367151"/>
+                    </a:xfrm>
+                    <a:prstGeom prst="rect">
+                      <a:avLst/>
+                    </a:prstGeom>
+                  </pic:spPr>
+                </pic:pic>
+              </a:graphicData>
+            </a:graphic>
+          </wp:inline>
+        </w:drawing>
+      </w:r>
+    </w:p>
+    <w:p>
+      <w:pPr>
+        <w:jc w:val="center"/>
+        <w:rPr>
+          <w:sz w:val="28"/>
+          <w:szCs w:val="28"/>
+        </w:rPr>
+      </w:pPr>
+      <w:r>
+        <w:rPr>
+          <w:noProof/>
+          <w:sz w:val="28"/>
+          <w:szCs w:val="28"/>
+          <w:lang w:eastAsia="ru-RU"/>
+        </w:rPr>
+        <w:drawing>
+          <wp:inline distT="0" distB="0" distL="0" distR="0" wp14:anchorId="73DC153F" wp14:editId="5D2808CC">
+            <wp:extent cx="4126099" cy="4524375"/>
+            <wp:effectExtent l="0" t="0" r="8255" b="0"/>
+            <wp:docPr id="34" name="Рисунок 34"/>
+            <wp:cNvGraphicFramePr>
+              <a:graphicFrameLocks xmlns:a="http://schemas.openxmlformats.org/drawingml/2006/main" noChangeAspect="1"/>
+            </wp:cNvGraphicFramePr>
+            <a:graphic xmlns:a="http://schemas.openxmlformats.org/drawingml/2006/main">
+              <a:graphicData uri="http://schemas.openxmlformats.org/drawingml/2006/picture">
+                <pic:pic xmlns:pic="http://schemas.openxmlformats.org/drawingml/2006/picture">
+                  <pic:nvPicPr>
+                    <pic:cNvPr id="1" name=""/>
+                    <pic:cNvPicPr/>
+                  </pic:nvPicPr>
+                  <pic:blipFill>
+                    <a:blip r:embed="rId37"/>
+                    <a:stretch>
+                      <a:fillRect/>
+                    </a:stretch>
+                  </pic:blipFill>
+                  <pic:spPr>
+                    <a:xfrm>
+                      <a:off x="0" y="0"/>
+                      <a:ext cx="4128851" cy="4527393"/>
+                    </a:xfrm>
+                    <a:prstGeom prst="rect">
+                      <a:avLst/>
+                    </a:prstGeom>
+                  </pic:spPr>
+                </pic:pic>
+              </a:graphicData>
+            </a:graphic>
+          </wp:inline>
+        </w:drawing>
+      </w:r>
+    </w:p>
+    <w:p>
+      <w:pPr>
+        <w:jc w:val="center"/>
+        <w:rPr>
+          <w:sz w:val="28"/>
+          <w:szCs w:val="28"/>
+        </w:rPr>
+      </w:pPr>
+      <w:r>
+        <w:rPr>
+          <w:noProof/>
+          <w:sz w:val="28"/>
+          <w:szCs w:val="28"/>
+          <w:lang w:eastAsia="ru-RU"/>
+        </w:rPr>
+        <w:drawing>
+          <wp:inline distT="0" distB="0" distL="0" distR="0" wp14:anchorId="63E65E23" wp14:editId="17B6515D">
+            <wp:extent cx="5067300" cy="1841128"/>
+            <wp:effectExtent l="0" t="0" r="0" b="6985"/>
+            <wp:docPr id="35" name="Рисунок 35"/>
+            <wp:cNvGraphicFramePr>
+              <a:graphicFrameLocks xmlns:a="http://schemas.openxmlformats.org/drawingml/2006/main" noChangeAspect="1"/>
+            </wp:cNvGraphicFramePr>
+            <a:graphic xmlns:a="http://schemas.openxmlformats.org/drawingml/2006/main">
+              <a:graphicData uri="http://schemas.openxmlformats.org/drawingml/2006/picture">
+                <pic:pic xmlns:pic="http://schemas.openxmlformats.org/drawingml/2006/picture">
+                  <pic:nvPicPr>
+                    <pic:cNvPr id="1" name=""/>
+                    <pic:cNvPicPr/>
+                  </pic:nvPicPr>
+                  <pic:blipFill>
+                    <a:blip r:embed="rId38"/>
+                    <a:stretch>
+                      <a:fillRect/>
+                    </a:stretch>
+                  </pic:blipFill>
+                  <pic:spPr>
+                    <a:xfrm>
+                      <a:off x="0" y="0"/>
+                      <a:ext cx="5075519" cy="1844114"/>
+                    </a:xfrm>
+                    <a:prstGeom prst="rect">
+                      <a:avLst/>
+                    </a:prstGeom>
+                  </pic:spPr>
+                </pic:pic>
+              </a:graphicData>
+            </a:graphic>
+          </wp:inline>
+        </w:drawing>
+      </w:r>
+    </w:p>
+    <w:p>
+      <w:pPr>
+        <w:jc w:val="center"/>
+        <w:rPr>
+          <w:sz w:val="28"/>
+          <w:szCs w:val="28"/>
+        </w:rPr>
+      </w:pPr>
+      <w:r>
+        <w:rPr>
+          <w:noProof/>
+          <w:sz w:val="28"/>
+          <w:szCs w:val="28"/>
+          <w:lang w:eastAsia="ru-RU"/>
+        </w:rPr>
+        <w:lastRenderedPageBreak/>
+        <w:drawing>
+          <wp:inline distT="0" distB="0" distL="0" distR="0" wp14:anchorId="485C1ECC" wp14:editId="111652ED">
+            <wp:extent cx="4391845" cy="2438400"/>
+            <wp:effectExtent l="0" t="0" r="8890" b="0"/>
+            <wp:docPr id="36" name="Рисунок 36"/>
+            <wp:cNvGraphicFramePr>
+              <a:graphicFrameLocks xmlns:a="http://schemas.openxmlformats.org/drawingml/2006/main" noChangeAspect="1"/>
+            </wp:cNvGraphicFramePr>
+            <a:graphic xmlns:a="http://schemas.openxmlformats.org/drawingml/2006/main">
+              <a:graphicData uri="http://schemas.openxmlformats.org/drawingml/2006/picture">
+                <pic:pic xmlns:pic="http://schemas.openxmlformats.org/drawingml/2006/picture">
+                  <pic:nvPicPr>
+                    <pic:cNvPr id="1" name=""/>
+                    <pic:cNvPicPr/>
+                  </pic:nvPicPr>
+                  <pic:blipFill>
+                    <a:blip r:embed="rId39"/>
+                    <a:stretch>
+                      <a:fillRect/>
+                    </a:stretch>
+                  </pic:blipFill>
+                  <pic:spPr>
+                    <a:xfrm>
+                      <a:off x="0" y="0"/>
+                      <a:ext cx="4405430" cy="2445942"/>
+                    </a:xfrm>
+                    <a:prstGeom prst="rect">
+                      <a:avLst/>
+                    </a:prstGeom>
+                  </pic:spPr>
+                </pic:pic>
+              </a:graphicData>
+            </a:graphic>
+          </wp:inline>
+        </w:drawing>
+      </w:r>
+    </w:p>
+    <w:p>
+      <w:pPr>
+        <w:rPr>
+          <w:sz w:val="28"/>
+          <w:szCs w:val="28"/>
+        </w:rPr>
+      </w:pPr>
+      <w:r>
+        <w:rPr>
+          <w:sz w:val="28"/>
+          <w:szCs w:val="28"/>
+        </w:rPr>
+        <w:t>Добавил проверку на положительность первой объявленной переменной с выводом сообщения об этом</w:t>
+      </w:r>
+    </w:p>
+    <w:p>
+      <w:pPr>
+        <w:jc w:val="center"/>
+        <w:rPr>
+          <w:sz w:val="28"/>
+          <w:szCs w:val="28"/>
+        </w:rPr>
+      </w:pPr>
+      <w:r>
+        <w:rPr>
+          <w:noProof/>
+          <w:sz w:val="28"/>
+          <w:szCs w:val="28"/>
+          <w:lang w:eastAsia="ru-RU"/>
+        </w:rPr>
+        <w:drawing>
+          <wp:inline distT="0" distB="0" distL="0" distR="0" wp14:anchorId="5CAB5388" wp14:editId="33B07760">
+            <wp:extent cx="4362450" cy="3204570"/>
+            <wp:effectExtent l="0" t="0" r="0" b="0"/>
+            <wp:docPr id="37" name="Рисунок 37"/>
+            <wp:cNvGraphicFramePr>
+              <a:graphicFrameLocks xmlns:a="http://schemas.openxmlformats.org/drawingml/2006/main" noChangeAspect="1"/>
+            </wp:cNvGraphicFramePr>
+            <a:graphic xmlns:a="http://schemas.openxmlformats.org/drawingml/2006/main">
+              <a:graphicData uri="http://schemas.openxmlformats.org/drawingml/2006/picture">
+                <pic:pic xmlns:pic="http://schemas.openxmlformats.org/drawingml/2006/picture">
+                  <pic:nvPicPr>
+                    <pic:cNvPr id="1" name=""/>
+                    <pic:cNvPicPr/>
+                  </pic:nvPicPr>
+                  <pic:blipFill>
+                    <a:blip r:embed="rId40"/>
+                    <a:stretch>
+                      <a:fillRect/>
+                    </a:stretch>
+                  </pic:blipFill>
+                  <pic:spPr>
+                    <a:xfrm>
+                      <a:off x="0" y="0"/>
+                      <a:ext cx="4371109" cy="3210931"/>
+                    </a:xfrm>
+                    <a:prstGeom prst="rect">
+                      <a:avLst/>
+                    </a:prstGeom>
+                  </pic:spPr>
+                </pic:pic>
+              </a:graphicData>
+            </a:graphic>
+          </wp:inline>
+        </w:drawing>
+      </w:r>
+    </w:p>
+    <w:p>
+      <w:pPr>
+        <w:jc w:val="center"/>
+        <w:rPr>
+          <w:sz w:val="28"/>
+          <w:szCs w:val="28"/>
+        </w:rPr>
+      </w:pPr>
+      <w:r>
+        <w:rPr>
+          <w:noProof/>
+          <w:sz w:val="28"/>
+          <w:szCs w:val="28"/>
+          <w:lang w:eastAsia="ru-RU"/>
+        </w:rPr>
+        <w:drawing>
+          <wp:inline distT="0" distB="0" distL="0" distR="0" wp14:anchorId="13E07817" wp14:editId="256BD882">
+            <wp:extent cx="4410075" cy="2690358"/>
+            <wp:effectExtent l="0" t="0" r="0" b="0"/>
+            <wp:docPr id="38" name="Рисунок 38"/>
+            <wp:cNvGraphicFramePr>
+              <a:graphicFrameLocks xmlns:a="http://schemas.openxmlformats.org/drawingml/2006/main" noChangeAspect="1"/>
+            </wp:cNvGraphicFramePr>
+            <a:graphic xmlns:a="http://schemas.openxmlformats.org/drawingml/2006/main">
+              <a:graphicData uri="http://schemas.openxmlformats.org/drawingml/2006/picture">
+                <pic:pic xmlns:pic="http://schemas.openxmlformats.org/drawingml/2006/picture">
+                  <pic:nvPicPr>
+                    <pic:cNvPr id="1" name=""/>
+                    <pic:cNvPicPr/>
+                  </pic:nvPicPr>
+                  <pic:blipFill>
+                    <a:blip r:embed="rId41"/>
+                    <a:stretch>
+                      <a:fillRect/>
+                    </a:stretch>
+                  </pic:blipFill>
+                  <pic:spPr>
+                    <a:xfrm>
+                      <a:off x="0" y="0"/>
+                      <a:ext cx="4417940" cy="2695156"/>
+                    </a:xfrm>
+                    <a:prstGeom prst="rect">
+                      <a:avLst/>
+                    </a:prstGeom>
+                  </pic:spPr>
+                </pic:pic>
+              </a:graphicData>
+            </a:graphic>
+          </wp:inline>
+        </w:drawing>
+      </w:r>
+    </w:p>
+    <w:p>
+      <w:pPr>
+        <w:rPr>
+          <w:sz w:val="28"/>
+          <w:szCs w:val="28"/>
+        </w:rPr>
+      </w:pPr>
+      <w:r>
+        <w:rPr>
+          <w:sz w:val="28"/>
+          <w:szCs w:val="28"/>
+        </w:rPr>
+        <w:lastRenderedPageBreak/>
+        <w:t>Добавил комментарий, поясняющий строку с условным выражением</w:t>
+      </w:r>
+    </w:p>
+    <w:p>
+      <w:pPr>
+        <w:jc w:val="center"/>
+        <w:rPr>
+          <w:sz w:val="28"/>
+          <w:szCs w:val="28"/>
+        </w:rPr>
+      </w:pPr>
+      <w:r>
+        <w:rPr>
+          <w:noProof/>
+          <w:sz w:val="28"/>
+          <w:szCs w:val="28"/>
+          <w:lang w:eastAsia="ru-RU"/>
+        </w:rPr>
+        <w:drawing>
+          <wp:inline distT="0" distB="0" distL="0" distR="0" wp14:anchorId="355DB803" wp14:editId="67691B30">
+            <wp:extent cx="4282908" cy="2981325"/>
+            <wp:effectExtent l="0" t="0" r="3810" b="0"/>
+            <wp:docPr id="39" name="Рисунок 39"/>
+            <wp:cNvGraphicFramePr>
+              <a:graphicFrameLocks xmlns:a="http://schemas.openxmlformats.org/drawingml/2006/main" noChangeAspect="1"/>
+            </wp:cNvGraphicFramePr>
+            <a:graphic xmlns:a="http://schemas.openxmlformats.org/drawingml/2006/main">
+              <a:graphicData uri="http://schemas.openxmlformats.org/drawingml/2006/picture">
+                <pic:pic xmlns:pic="http://schemas.openxmlformats.org/drawingml/2006/picture">
+                  <pic:nvPicPr>
+                    <pic:cNvPr id="1" name=""/>
+                    <pic:cNvPicPr/>
+                  </pic:nvPicPr>
+                  <pic:blipFill>
+                    <a:blip r:embed="rId42"/>
+                    <a:stretch>
+                      <a:fillRect/>
+                    </a:stretch>
+                  </pic:blipFill>
+                  <pic:spPr>
+                    <a:xfrm>
+                      <a:off x="0" y="0"/>
+                      <a:ext cx="4300396" cy="2993498"/>
+                    </a:xfrm>
+                    <a:prstGeom prst="rect">
+                      <a:avLst/>
+                    </a:prstGeom>
+                  </pic:spPr>
+                </pic:pic>
+              </a:graphicData>
+            </a:graphic>
+          </wp:inline>
+        </w:drawing>
+      </w:r>
+    </w:p>
+    <w:p>
+      <w:pPr>
+        <w:jc w:val="center"/>
+        <w:rPr>
+          <w:sz w:val="28"/>
+          <w:szCs w:val="28"/>
+        </w:rPr>
+      </w:pPr>
+      <w:r>
+        <w:rPr>
+          <w:noProof/>
+          <w:sz w:val="28"/>
+          <w:szCs w:val="28"/>
+          <w:lang w:eastAsia="ru-RU"/>
+        </w:rPr>
+        <w:drawing>
+          <wp:inline distT="0" distB="0" distL="0" distR="0" wp14:anchorId="4644E0F2" wp14:editId="5B767BF4">
+            <wp:extent cx="4078973" cy="4248150"/>
+            <wp:effectExtent l="0" t="0" r="0" b="0"/>
+            <wp:docPr id="40" name="Рисунок 40"/>
+            <wp:cNvGraphicFramePr>
+              <a:graphicFrameLocks xmlns:a="http://schemas.openxmlformats.org/drawingml/2006/main" noChangeAspect="1"/>
+            </wp:cNvGraphicFramePr>
+            <a:graphic xmlns:a="http://schemas.openxmlformats.org/drawingml/2006/main">
+              <a:graphicData uri="http://schemas.openxmlformats.org/drawingml/2006/picture">
+                <pic:pic xmlns:pic="http://schemas.openxmlformats.org/drawingml/2006/picture">
+                  <pic:nvPicPr>
+                    <pic:cNvPr id="1" name=""/>
+                    <pic:cNvPicPr/>
+                  </pic:nvPicPr>
+                  <pic:blipFill>
+                    <a:blip r:embed="rId43"/>
+                    <a:stretch>
+                      <a:fillRect/>
+                    </a:stretch>
+                  </pic:blipFill>
+                  <pic:spPr>
+                    <a:xfrm>
+                      <a:off x="0" y="0"/>
+                      <a:ext cx="4085261" cy="4254698"/>
+                    </a:xfrm>
+                    <a:prstGeom prst="rect">
+                      <a:avLst/>
+                    </a:prstGeom>
+                  </pic:spPr>
+                </pic:pic>
+              </a:graphicData>
+            </a:graphic>
+          </wp:inline>
+        </w:drawing>
+      </w:r>
+    </w:p>
+    <w:p>
+      <w:pPr>
+        <w:jc w:val="center"/>
+        <w:rPr>
+          <w:sz w:val="28"/>
+          <w:szCs w:val="28"/>
+        </w:rPr>
+      </w:pPr>
+      <w:r>
+        <w:rPr>
+          <w:noProof/>
+          <w:sz w:val="28"/>
+          <w:szCs w:val="28"/>
+          <w:lang w:eastAsia="ru-RU"/>
+        </w:rPr>
+        <w:lastRenderedPageBreak/>
+        <w:drawing>
+          <wp:inline distT="0" distB="0" distL="0" distR="0" wp14:anchorId="6B7E29E3" wp14:editId="6219D908">
+            <wp:extent cx="4648200" cy="4947315"/>
+            <wp:effectExtent l="0" t="0" r="0" b="5715"/>
+            <wp:docPr id="41" name="Рисунок 41"/>
+            <wp:cNvGraphicFramePr>
+              <a:graphicFrameLocks xmlns:a="http://schemas.openxmlformats.org/drawingml/2006/main" noChangeAspect="1"/>
+            </wp:cNvGraphicFramePr>
+            <a:graphic xmlns:a="http://schemas.openxmlformats.org/drawingml/2006/main">
+              <a:graphicData uri="http://schemas.openxmlformats.org/drawingml/2006/picture">
+                <pic:pic xmlns:pic="http://schemas.openxmlformats.org/drawingml/2006/picture">
+                  <pic:nvPicPr>
+                    <pic:cNvPr id="1" name=""/>
+                    <pic:cNvPicPr/>
+                  </pic:nvPicPr>
+                  <pic:blipFill>
+                    <a:blip r:embed="rId44"/>
+                    <a:stretch>
+                      <a:fillRect/>
+                    </a:stretch>
+                  </pic:blipFill>
+                  <pic:spPr>
+                    <a:xfrm>
+                      <a:off x="0" y="0"/>
+                      <a:ext cx="4657281" cy="4956980"/>
+                    </a:xfrm>
+                    <a:prstGeom prst="rect">
+                      <a:avLst/>
+                    </a:prstGeom>
+                  </pic:spPr>
+                </pic:pic>
+              </a:graphicData>
+            </a:graphic>
+          </wp:inline>
+        </w:drawing>
+      </w:r>
+    </w:p>
+    <w:p>
+      <w:pPr>
+        <w:rPr>
+          <w:sz w:val="28"/>
+          <w:szCs w:val="28"/>
+        </w:rPr>
+      </w:pPr>
+    </w:p>
+    <w:p>
+      <w:pPr>
+        <w:rPr>
+          <w:sz w:val="28"/>
+          <w:szCs w:val="28"/>
+        </w:rPr>
+      </w:pPr>
+    </w:p>
+    <w:p>
+      <w:pPr>
+        <w:rPr>
+          <w:sz w:val="28"/>
+          <w:szCs w:val="28"/>
+        </w:rPr>
+      </w:pPr>
+      <w:r>
+        <w:rPr>
+          <w:sz w:val="28"/>
+          <w:szCs w:val="28"/>
+        </w:rPr>
+        <w:t>Зафиксировал изменения в файлах 2.</w:t>
+      </w:r>
+      <w:r>
+        <w:rPr>
+          <w:sz w:val="28"/>
+          <w:szCs w:val="28"/>
+          <w:lang w:val="en-US"/>
+        </w:rPr>
+        <w:t>docx</w:t>
+      </w:r>
+      <w:r>
+        <w:rPr>
+          <w:sz w:val="28"/>
+          <w:szCs w:val="28"/>
+        </w:rPr>
+        <w:t>, 3.</w:t>
+      </w:r>
+      <w:r>
+        <w:rPr>
+          <w:sz w:val="28"/>
+          <w:szCs w:val="28"/>
+          <w:lang w:val="en-US"/>
+        </w:rPr>
+        <w:t>docx</w:t>
+      </w:r>
+      <w:r>
+        <w:rPr>
+          <w:sz w:val="28"/>
+          <w:szCs w:val="28"/>
+        </w:rPr>
+        <w:t>.</w:t>
+      </w:r>
+    </w:p>
+    <w:p>
+      <w:pPr>
+        <w:jc w:val="center"/>
+        <w:rPr>
+          <w:sz w:val="28"/>
+          <w:szCs w:val="28"/>
+        </w:rPr>
+      </w:pPr>
+      <w:r>
+        <w:rPr>
+          <w:noProof/>
+          <w:sz w:val="28"/>
+          <w:szCs w:val="28"/>
+          <w:lang w:eastAsia="ru-RU"/>
+        </w:rPr>
+        <w:lastRenderedPageBreak/>
+        <w:drawing>
+          <wp:inline distT="0" distB="0" distL="0" distR="0" wp14:anchorId="66B6DE80" wp14:editId="605048AE">
+            <wp:extent cx="4526622" cy="3455330"/>
+            <wp:effectExtent l="0" t="0" r="7620" b="0"/>
+            <wp:docPr id="18" name="Рисунок 18"/>
+            <wp:cNvGraphicFramePr>
+              <a:graphicFrameLocks xmlns:a="http://schemas.openxmlformats.org/drawingml/2006/main" noChangeAspect="1"/>
+            </wp:cNvGraphicFramePr>
+            <a:graphic xmlns:a="http://schemas.openxmlformats.org/drawingml/2006/main">
+              <a:graphicData uri="http://schemas.openxmlformats.org/drawingml/2006/picture">
+                <pic:pic xmlns:pic="http://schemas.openxmlformats.org/drawingml/2006/picture">
+                  <pic:nvPicPr>
+                    <pic:cNvPr id="1" name=""/>
+                    <pic:cNvPicPr/>
+                  </pic:nvPicPr>
+                  <pic:blipFill>
+                    <a:blip r:embed="rId45"/>
+                    <a:stretch>
+                      <a:fillRect/>
+                    </a:stretch>
+                  </pic:blipFill>
+                  <pic:spPr>
+                    <a:xfrm>
+                      <a:off x="0" y="0"/>
+                      <a:ext cx="4540878" cy="3466212"/>
+                    </a:xfrm>
+                    <a:prstGeom prst="rect">
+                      <a:avLst/>
+                    </a:prstGeom>
+                  </pic:spPr>
+                </pic:pic>
+              </a:graphicData>
+            </a:graphic>
+          </wp:inline>
+        </w:drawing>
+      </w:r>
+    </w:p>
+    <w:p>
+      <w:pPr>
+        <w:rPr>
+          <w:sz w:val="28"/>
+          <w:szCs w:val="28"/>
+        </w:rPr>
+      </w:pPr>
+      <w:r>
+        <w:rPr>
+          <w:sz w:val="28"/>
+          <w:szCs w:val="28"/>
+        </w:rPr>
+        <w:t>Отправил зафиксированные изменения в удаленный репозиторий в свою ветку</w:t>
+      </w:r>
+    </w:p>
+    <w:p>
+      <w:pPr>
+        <w:jc w:val="center"/>
+        <w:rPr>
+          <w:sz w:val="28"/>
+          <w:szCs w:val="28"/>
+        </w:rPr>
+      </w:pPr>
+      <w:r>
+        <w:rPr>
+          <w:noProof/>
+          <w:sz w:val="28"/>
+          <w:szCs w:val="28"/>
+          <w:lang w:eastAsia="ru-RU"/>
+        </w:rPr>
+        <w:drawing>
+          <wp:inline distT="0" distB="0" distL="0" distR="0" wp14:anchorId="4A5F700B" wp14:editId="0BDD289C">
+            <wp:extent cx="5104250" cy="2658793"/>
+            <wp:effectExtent l="0" t="0" r="1270" b="8255"/>
+            <wp:docPr id="20" name="Рисунок 20"/>
+            <wp:cNvGraphicFramePr>
+              <a:graphicFrameLocks xmlns:a="http://schemas.openxmlformats.org/drawingml/2006/main" noChangeAspect="1"/>
+            </wp:cNvGraphicFramePr>
+            <a:graphic xmlns:a="http://schemas.openxmlformats.org/drawingml/2006/main">
+              <a:graphicData uri="http://schemas.openxmlformats.org/drawingml/2006/picture">
+                <pic:pic xmlns:pic="http://schemas.openxmlformats.org/drawingml/2006/picture">
+                  <pic:nvPicPr>
+                    <pic:cNvPr id="1" name=""/>
+                    <pic:cNvPicPr/>
+                  </pic:nvPicPr>
+                  <pic:blipFill>
+                    <a:blip r:embed="rId46"/>
+                    <a:stretch>
+                      <a:fillRect/>
+                    </a:stretch>
+                  </pic:blipFill>
+                  <pic:spPr>
+                    <a:xfrm>
+                      <a:off x="0" y="0"/>
+                      <a:ext cx="5151402" cy="2683354"/>
+                    </a:xfrm>
+                    <a:prstGeom prst="rect">
+                      <a:avLst/>
+                    </a:prstGeom>
+                  </pic:spPr>
+                </pic:pic>
+              </a:graphicData>
+            </a:graphic>
+          </wp:inline>
+        </w:drawing>
+      </w:r>
+    </w:p>
+    <w:p>
+      <w:pPr>
+        <w:rPr>
+          <w:sz w:val="28"/>
+          <w:szCs w:val="28"/>
+        </w:rPr>
+      </w:pPr>
+    </w:p>
+    <w:p>
+      <w:pPr>
         <w:ind w:left="720"/>
         <w:rPr>
           <w:sz w:val="28"/>
           <w:szCs w:val="28"/>
         </w:rPr>
       </w:pPr>
+    </w:p>
+    <w:p>
+      <w:pPr>
+        <w:rPr>
+          <w:b/>
+          <w:sz w:val="28"/>
+          <w:szCs w:val="28"/>
+        </w:rPr>
+      </w:pPr>
+      <w:r>
+        <w:rPr>
+          <w:b/>
+          <w:sz w:val="28"/>
+          <w:szCs w:val="28"/>
+        </w:rPr>
+        <w:t>Этап 3 (заключительный)</w:t>
+      </w:r>
+    </w:p>
+    <w:p>
+      <w:pPr>
+        <w:rPr>
+          <w:sz w:val="28"/>
+          <w:szCs w:val="28"/>
+        </w:rPr>
+      </w:pPr>
+      <w:r>
+        <w:rPr>
+          <w:sz w:val="28"/>
+          <w:szCs w:val="28"/>
+        </w:rPr>
+        <w:t xml:space="preserve">Получил файлы из ветки </w:t>
+      </w:r>
+      <w:r>
+        <w:rPr>
+          <w:sz w:val="28"/>
+          <w:szCs w:val="28"/>
+          <w:lang w:val="en-US"/>
+        </w:rPr>
+        <w:t>Peretrukhin</w:t>
+      </w:r>
+      <w:r>
+        <w:rPr>
+          <w:sz w:val="28"/>
+          <w:szCs w:val="28"/>
+        </w:rPr>
+        <w:t xml:space="preserve"> и добавил в отчёт все действия студента №2 и №3.</w:t>
+      </w:r>
+    </w:p>
+    <w:p>
+      <w:pPr>
+        <w:jc w:val="center"/>
+        <w:rPr>
+          <w:sz w:val="28"/>
+          <w:szCs w:val="28"/>
+        </w:rPr>
+      </w:pPr>
+      <w:r>
+        <w:rPr>
+          <w:noProof/>
+          <w:sz w:val="28"/>
+          <w:szCs w:val="28"/>
+          <w:lang w:eastAsia="ru-RU"/>
+        </w:rPr>
+        <w:lastRenderedPageBreak/>
+        <w:drawing>
+          <wp:inline distT="0" distB="0" distL="0" distR="0" wp14:anchorId="2ECBE90C" wp14:editId="3ED54A06">
+            <wp:extent cx="5181600" cy="906323"/>
+            <wp:effectExtent l="0" t="0" r="0" b="8255"/>
+            <wp:docPr id="8" name="Рисунок 8"/>
+            <wp:cNvGraphicFramePr>
+              <a:graphicFrameLocks xmlns:a="http://schemas.openxmlformats.org/drawingml/2006/main" noChangeAspect="1"/>
+            </wp:cNvGraphicFramePr>
+            <a:graphic xmlns:a="http://schemas.openxmlformats.org/drawingml/2006/main">
+              <a:graphicData uri="http://schemas.openxmlformats.org/drawingml/2006/picture">
+                <pic:pic xmlns:pic="http://schemas.openxmlformats.org/drawingml/2006/picture">
+                  <pic:nvPicPr>
+                    <pic:cNvPr id="1" name=""/>
+                    <pic:cNvPicPr/>
+                  </pic:nvPicPr>
+                  <pic:blipFill>
+                    <a:blip r:embed="rId47"/>
+                    <a:stretch>
+                      <a:fillRect/>
+                    </a:stretch>
+                  </pic:blipFill>
+                  <pic:spPr>
+                    <a:xfrm>
+                      <a:off x="0" y="0"/>
+                      <a:ext cx="5201082" cy="909731"/>
+                    </a:xfrm>
+                    <a:prstGeom prst="rect">
+                      <a:avLst/>
+                    </a:prstGeom>
+                  </pic:spPr>
+                </pic:pic>
+              </a:graphicData>
+            </a:graphic>
+          </wp:inline>
+        </w:drawing>
+      </w:r>
+    </w:p>
+    <w:p>
+      <w:pPr>
+        <w:jc w:val="center"/>
+        <w:rPr>
+          <w:sz w:val="28"/>
+          <w:szCs w:val="28"/>
+        </w:rPr>
+      </w:pPr>
+      <w:r>
+        <w:rPr>
+          <w:sz w:val="28"/>
+          <w:szCs w:val="28"/>
+        </w:rPr>
+        <w:drawing>
+          <wp:inline distT="0" distB="0" distL="0" distR="0" wp14:anchorId="02088DEF" wp14:editId="7EC67C84">
+            <wp:extent cx="5219700" cy="1438974"/>
+            <wp:effectExtent l="0" t="0" r="0" b="8890"/>
+            <wp:docPr id="21" name="Рисунок 21"/>
+            <wp:cNvGraphicFramePr>
+              <a:graphicFrameLocks xmlns:a="http://schemas.openxmlformats.org/drawingml/2006/main" noChangeAspect="1"/>
+            </wp:cNvGraphicFramePr>
+            <a:graphic xmlns:a="http://schemas.openxmlformats.org/drawingml/2006/main">
+              <a:graphicData uri="http://schemas.openxmlformats.org/drawingml/2006/picture">
+                <pic:pic xmlns:pic="http://schemas.openxmlformats.org/drawingml/2006/picture">
+                  <pic:nvPicPr>
+                    <pic:cNvPr id="1" name=""/>
+                    <pic:cNvPicPr/>
+                  </pic:nvPicPr>
+                  <pic:blipFill>
+                    <a:blip r:embed="rId48"/>
+                    <a:stretch>
+                      <a:fillRect/>
+                    </a:stretch>
+                  </pic:blipFill>
+                  <pic:spPr>
+                    <a:xfrm>
+                      <a:off x="0" y="0"/>
+                      <a:ext cx="5282340" cy="1456243"/>
+                    </a:xfrm>
+                    <a:prstGeom prst="rect">
+                      <a:avLst/>
+                    </a:prstGeom>
+                  </pic:spPr>
+                </pic:pic>
+              </a:graphicData>
+            </a:graphic>
+          </wp:inline>
+        </w:drawing>
+      </w:r>
+    </w:p>
+    <w:p>
+      <w:pPr>
+        <w:rPr>
+          <w:sz w:val="28"/>
+          <w:szCs w:val="28"/>
+        </w:rPr>
+      </w:pPr>
+    </w:p>
+    <w:p>
+      <w:pPr>
+        <w:rPr>
+          <w:sz w:val="28"/>
+          <w:szCs w:val="28"/>
+        </w:rPr>
+      </w:pPr>
+      <w:r>
+        <w:rPr>
+          <w:sz w:val="28"/>
+          <w:szCs w:val="28"/>
+        </w:rPr>
+        <w:t>https://github.com/artempavlov31/FinalWork</w:t>
+      </w:r>
+    </w:p>
+    <w:p>
+      <w:pPr>
+        <w:rPr>
+          <w:sz w:val="28"/>
+          <w:szCs w:val="28"/>
+        </w:rPr>
+      </w:pPr>
+      <w:r>
+        <w:rPr>
+          <w:sz w:val="28"/>
+          <w:szCs w:val="28"/>
+        </w:rPr>
+        <w:t>Вывод: В ходе</w:t>
+      </w:r>
+      <w:r>
+        <w:rPr>
+          <w:sz w:val="28"/>
+          <w:szCs w:val="28"/>
+        </w:rPr>
+        <w:t xml:space="preserve"> лабораторной освоили навыки совместной работы в </w:t>
+      </w:r>
+      <w:r>
+        <w:rPr>
+          <w:sz w:val="28"/>
+          <w:szCs w:val="28"/>
+          <w:lang w:val="en-US"/>
+        </w:rPr>
+        <w:t>Github</w:t>
+      </w:r>
+      <w:r>
+        <w:rPr>
+          <w:sz w:val="28"/>
+          <w:szCs w:val="28"/>
+        </w:rPr>
+        <w:t xml:space="preserve"> и создавать публичный репозиторий</w:t>
+      </w:r>
+      <w:r>
+        <w:rPr>
+          <w:sz w:val="28"/>
+          <w:szCs w:val="28"/>
+        </w:rPr>
+        <w:t>.</w:t>
+      </w:r>
+      <w:r>
+        <w:rPr>
+          <w:sz w:val="28"/>
+          <w:szCs w:val="28"/>
+        </w:rPr>
+        <w:t xml:space="preserve"> Веб-сервис позволяет людям просматривать содержимое репозитория (файлы, коды) в открытом доступе (если он публичный), а коллабораторам работать с ним, создавая свою ветку, и отправлять свои изме</w:t>
+      </w:r>
       <w:bookmarkStart w:id="0" w:name="_GoBack"/>
       <w:bookmarkEnd w:id="0"/>
-    </w:p>
-    <w:p>
-      <w:pPr>
-        <w:rPr>
-          <w:sz w:val="28"/>
-          <w:szCs w:val="28"/>
-        </w:rPr>
-      </w:pPr>
-    </w:p>
-    <w:p>
-      <w:pPr>
-        <w:rPr>
-          <w:sz w:val="28"/>
-          <w:szCs w:val="28"/>
-        </w:rPr>
-      </w:pPr>
-    </w:p>
-    <w:p>
-      <w:pPr>
-        <w:rPr>
-          <w:sz w:val="28"/>
-          <w:szCs w:val="28"/>
-        </w:rPr>
-      </w:pPr>
+      <w:r>
+        <w:rPr>
+          <w:sz w:val="28"/>
+          <w:szCs w:val="28"/>
+        </w:rPr>
+        <w:t xml:space="preserve">нения, чтобы владелец разрешил или отклонил изменения. </w:t>
+      </w:r>
     </w:p>
     <w:p>
       <w:pPr>
